--- a/03 Activity/实验三+多Activity.docx
+++ b/03 Activity/实验三+多Activity.docx
@@ -294,8 +294,6 @@
         </w:rPr>
         <w:t>2024180411</w:t>
       </w:r>
-      <w:bookmarkStart w:id="0" w:name="_GoBack"/>
-      <w:bookmarkEnd w:id="0"/>
       <w:r>
         <w:rPr>
           <w:rFonts w:hint="eastAsia" w:ascii="宋体" w:hAnsi="宋体"/>
@@ -433,7 +431,22 @@
           <w:rFonts w:hint="eastAsia"/>
           <w:b/>
         </w:rPr>
-        <w:t>Gitee网址：_____________________________________________</w:t>
+        <w:t>Git</w:t>
+      </w:r>
+      <w:r>
+        <w:rPr>
+          <w:rFonts w:hint="eastAsia"/>
+          <w:b/>
+          <w:lang w:val="en-US" w:eastAsia="zh-CN"/>
+        </w:rPr>
+        <w:t>hub</w:t>
+      </w:r>
+      <w:r>
+        <w:rPr>
+          <w:rFonts w:hint="eastAsia"/>
+          <w:b/>
+        </w:rPr>
+        <w:t>网址：_____https://github.com/fdxdez/Android-program.git_______</w:t>
       </w:r>
     </w:p>
     <w:p/>
@@ -450,6 +463,8 @@
         </w:rPr>
         <w:t>实验目的及要求</w:t>
       </w:r>
+      <w:bookmarkStart w:id="0" w:name="_GoBack"/>
+      <w:bookmarkEnd w:id="0"/>
     </w:p>
     <w:p>
       <w:pPr>
@@ -957,6 +972,7 @@
     <w:p>
       <w:pPr>
         <w:numPr>
+          <w:ilvl w:val="0"/>
           <w:numId w:val="0"/>
         </w:numPr>
         <w:ind w:leftChars="0"/>
@@ -1255,7 +1271,7 @@
     <w:lsdException w:unhideWhenUsed="0" w:uiPriority="0" w:semiHidden="0" w:name="Normal Indent"/>
     <w:lsdException w:unhideWhenUsed="0" w:uiPriority="0" w:semiHidden="0" w:name="footnote text"/>
     <w:lsdException w:unhideWhenUsed="0" w:uiPriority="0" w:semiHidden="0" w:name="annotation text"/>
-    <w:lsdException w:unhideWhenUsed="0" w:uiPriority="0" w:semiHidden="0" w:name="header"/>
+    <w:lsdException w:qFormat="1" w:unhideWhenUsed="0" w:uiPriority="0" w:semiHidden="0" w:name="header"/>
     <w:lsdException w:qFormat="1" w:unhideWhenUsed="0" w:uiPriority="0" w:semiHidden="0" w:name="footer"/>
     <w:lsdException w:unhideWhenUsed="0" w:uiPriority="0" w:semiHidden="0" w:name="index heading"/>
     <w:lsdException w:qFormat="1" w:uiPriority="0" w:name="caption"/>
@@ -1534,6 +1550,7 @@
     <w:name w:val="header"/>
     <w:basedOn w:val="1"/>
     <w:link w:val="6"/>
+    <w:qFormat/>
     <w:uiPriority w:val="0"/>
     <w:pPr>
       <w:pBdr>
